--- a/cf/jm/u/files/u014.docx
+++ b/cf/jm/u/files/u014.docx
@@ -20,7 +20,7 @@
     </w:p>
     <w:p>
       <w:r>
-        <w:t>請針對每個題目，把答案填在「回答：」後面（越具體越好）；填好後請放回您的部門資料夾即可，不需回信。</w:t>
+        <w:t>這份問卷是想更了解您的實際作業，好把您的 AI 助理做得更貼近需求。第一部分請把答案填在「回答：」後面（越具體越好）；第二部分只是先讓您了解，之後用的時候再一起調整，不用現在填。填好後放回您的部門資料夾即可，不需回信。</w:t>
       </w:r>
     </w:p>
     <w:p>
@@ -32,8 +32,16 @@
       </w:r>
     </w:p>
     <w:p>
+      <w:pPr>
+        <w:pStyle w:val="Heading2"/>
+      </w:pPr>
       <w:r>
-        <w:t>1. 紙本檢驗紀錄的實際版面為何？手寫欄位（量測值、量具、檢驗人員）大致落在哪些位置、是否固定表格？</w:t>
+        <w:t>一、請您提供或確認的事情</w:t>
+      </w:r>
+    </w:p>
+    <w:p>
+      <w:r>
+        <w:t>1. 你想請 AI 幫忙的是：把檢驗人員手寫、掃描成電子檔的檢驗紀錄，整理成 SIP（檢驗計畫表，記載每個尺寸該量多少、允許誤差多少的表格）用的 Excel 資料。</w:t>
       </w:r>
     </w:p>
     <w:p>
@@ -43,7 +51,7 @@
     </w:p>
     <w:p>
       <w:r>
-        <w:t>2. SIP 檢驗項目與規格公差對照能否提供（料號↔SIP 編號↔尺寸代號↔上下限）？</w:t>
+        <w:t>2. 你會提供給 AI 的是：檢驗紙本的掃描檔（PDF 或照片），並告訴它這是哪個料號、對應哪張 SIP。</w:t>
       </w:r>
     </w:p>
     <w:p>
@@ -53,7 +61,7 @@
     </w:p>
     <w:p>
       <w:r>
-        <w:t>3. SIP Excel 的欄位定義與貼回格式是什麼？有無固定範本檔可上傳？</w:t>
+        <w:t>3. 你希望 AI 產出的是：一張可以直接貼回 SIP Excel 的表格，把每個量測值填進對應項目，並標出字看不清楚或超出允許範圍的地方。</w:t>
       </w:r>
     </w:p>
     <w:p>
@@ -63,7 +71,7 @@
     </w:p>
     <w:p>
       <w:r>
-        <w:t>4. 量具代號與檢驗人員代號有沒有對照表？</w:t>
+        <w:t>4. AI 的做法是：先把掃描檔上的數字讀出來（讀不清楚的標「待辨識」，絕不亂填），再跟 SIP 規定的上下限比對，只做標示、不判定合格。</w:t>
       </w:r>
     </w:p>
     <w:p>
@@ -73,7 +81,7 @@
     </w:p>
     <w:p>
       <w:r>
-        <w:t>5. 紙本掃描解析度與清晰度大致如何？是否適合 VLM 直接讀取，還是需先評估 OCR？</w:t>
+        <w:t>5. AI 需要你先給它：SIP 上每個檢驗項目的規格與允許誤差、料號跟 SIP 的對照、以及量具代號的對照表。</w:t>
       </w:r>
     </w:p>
     <w:p>
@@ -83,12 +91,45 @@
     </w:p>
     <w:p>
       <w:r>
-        <w:t>6. 前置數位化評估：能否把紙本改成線上表單或定期匯出 Excel/CSV，降低辨識誤差？</w:t>
+        <w:t>6. 重要界線：這是手寫掃描件，AI 讀數字難免有誤差，最後合不合格一定要檢驗員自己看過確認，AI 不會幫你改數字或判合格。</w:t>
       </w:r>
     </w:p>
     <w:p>
       <w:r>
         <w:t>回答：</w:t>
+      </w:r>
+    </w:p>
+    <w:p>
+      <w:pPr>
+        <w:pStyle w:val="Heading2"/>
+      </w:pPr>
+      <w:r>
+        <w:t>二、要用了之後、跟 AI 一起調整的事情（先了解即可，不用現在填）</w:t>
+      </w:r>
+    </w:p>
+    <w:p>
+      <w:r>
+        <w:t>• 掃描件字跡潦草時 AI 會標「待辨識」，這是好事——你要逐一回頭核對原始紙本，把正確數字補上，不要讓它硬猜。</w:t>
+      </w:r>
+    </w:p>
+    <w:p>
+      <w:r>
+        <w:t>• 剛開始用，拿幾張已經 key 好的舊紀錄跟 AI 的結果對一遍，看它讀數字準不準，把常錯的欄位位置告訴它（或請開發同仁調整）。</w:t>
+      </w:r>
+    </w:p>
+    <w:p>
+      <w:r>
+        <w:t>• 如果紙本版面固定（欄位位置都一樣），可以把空白版面樣本給 AI，讓它更容易對到正確欄位、減少讀錯。</w:t>
+      </w:r>
+    </w:p>
+    <w:p>
+      <w:r>
+        <w:t>• AI 標「超差」的項目先別急著當異常，回頭確認是真的超差還是它讀錯數字，確認後再走後續流程。</w:t>
+      </w:r>
+    </w:p>
+    <w:p>
+      <w:r>
+        <w:t>• 長期來看，若這份紙本能改成線上表單或定期匯出 Excel，AI 就不用讀掃描、準確度會大幅提升，值得跟同仁一起推動數位化。</w:t>
       </w:r>
     </w:p>
     <w:p/>
